--- a/paper/MANUSCRIPT.docx
+++ b/paper/MANUSCRIPT.docx
@@ -58,7 +58,7 @@
         <w:t xml:space="preserve"> </w:t>
       </w:r>
       <w:r>
-        <w:t xml:space="preserve">auto-generated 2026-06-20 —</w:t>
+        <w:t xml:space="preserve">2026-06-20 —</w:t>
       </w:r>
       <w:r>
         <w:t xml:space="preserve"> </w:t>
@@ -68,7 +68,29 @@
           <w:i/>
           <w:iCs/>
         </w:rPr>
-        <w:t xml:space="preserve">results pending all three phenotype builds; numbers below are populated from live i2b2-ML API receipts, not standalone scripts.</w:t>
+        <w:t xml:space="preserve">all numbers are from live i2b2-ML API build receipts (11 phenotypes), not standalone scripts. Reproduce with</w:t>
+      </w:r>
+      <w:r>
+        <w:rPr>
+          <w:i/>
+          <w:iCs/>
+        </w:rPr>
+        <w:t xml:space="preserve"> </w:t>
+      </w:r>
+      <w:r>
+        <w:rPr>
+          <w:rStyle w:val="VerbatimChar"/>
+          <w:i/>
+          <w:iCs/>
+        </w:rPr>
+        <w:t xml:space="preserve">./pipeline/run_all_phenotypes.sh</w:t>
+      </w:r>
+      <w:r>
+        <w:rPr>
+          <w:i/>
+          <w:iCs/>
+        </w:rPr>
+        <w:t xml:space="preserve">.</w:t>
       </w:r>
     </w:p>
     <w:p>
@@ -120,7 +142,7 @@
         <w:t xml:space="preserve"> </w:t>
       </w:r>
       <w:r>
-        <w:t xml:space="preserve">Using MIMIC-IV v3.1, we defined three cardiovascular phenotypes — ischemic stroke, heart failure, and ischemic heart disease — each with 800 ICD-defined cases and 1,600 controls and 32 structured features (demographics, comorbidities, laboratory values, vitals, and medication classes). For each phenotype we loaded the cohort into i2b2 as concepts and facts, created case and control patient sets, and submitted a build job over the API (</w:t>
+        <w:t xml:space="preserve">Using MIMIC-IV v3.1, we defined eleven phenotypes spanning cardiovascular, cardiometabolic, renal, and respiratory disease — ischemic stroke, ischemic heart disease, atherosclerotic cardiovascular disease, heart failure, hypertension, dyslipidemia, type 2 diabetes, prediabetes, chronic kidney disease, obstructive sleep apnea, and asthma — each with 800 ICD-defined cases and 1,600 controls and a shared set of 32 structured features (demographics, comorbidities, laboratory values, vitals, and medication classes). For each phenotype we loaded the cohort into i2b2 as concepts and facts, created case and control patient sets, and submitted a build job over the API (</w:t>
       </w:r>
       <w:r>
         <w:rPr>
@@ -159,7 +181,7 @@
         <w:t xml:space="preserve"> </w:t>
       </w:r>
       <w:r>
-        <w:t xml:space="preserve">All three builds completed through the API, with the trained model retrieved from the i2b2 concept store. Held-out test ROC AUCs were 0.891 (stroke), 0.914 (heart failure), and 0.893 (ischemic heart disease). Initial heart-failure and ischemic-heart-disease builds reached AUC 1.0 because a comorbidity feature was derived from the same ICD codes as the label; removing that self-referential feature — a one-line change — produced the values above.</w:t>
+        <w:t xml:space="preserve">All eleven builds completed through the API, with the trained model retrieved from the i2b2 concept store. Held-out test ROC AUCs ranged from 0.66 to 0.95 (mean 0.86): highest for conditions whose diagnostic laboratory values sit in the shared feature set (chronic kidney disease 0.95, type 2 diabetes 0.93), clustered near 0.89–0.91 across the cardiovascular conditions, and lowest where the cardiovascular feature set is least relevant (obstructive sleep apnea 0.77, asthma 0.66). A comorbidity feature derived from the same ICD codes as its own outcome caused perfect separation (AUC 1.0) for several phenotypes; excluding that self-referential feature — a per-phenotype one-line change — gave the values reported.</w:t>
       </w:r>
     </w:p>
     <w:p>
@@ -177,7 +199,7 @@
         <w:t xml:space="preserve"> </w:t>
       </w:r>
       <w:r>
-        <w:t xml:space="preserve">The i2b2-ML tool, driven entirely through its JSON API, built phenotype models for three conditions on a dataset it was not developed against, by configuration alone. This supports the use of the tool by researchers without machine-learning expertise and provides a repeatable procedure for adding further phenotypes.</w:t>
+        <w:t xml:space="preserve">The i2b2-ML tool, driven entirely through its JSON API, built phenotype models for eleven conditions on a dataset it was not developed against, by configuration alone. This supports the use of the tool by researchers without machine-learning expertise and provides a repeatable procedure — one script — for adding further phenotypes.</w:t>
       </w:r>
     </w:p>
     <w:p>
@@ -255,7 +277,7 @@
         <w:pStyle w:val="BodyText"/>
       </w:pPr>
       <w:r>
-        <w:t xml:space="preserve">We validate across three cardiovascular phenotypes — ischemic stroke, heart failure, and ischemic heart disease — on MIMIC-IV, an external dataset the tool was not developed against. Each phenotype is added to the pipeline by editing a single configuration file, so the same procedure produces all three models. That repeatability is the claim: a non-ML researcher can drive the i2b2-ML tool to build phenotype models on new data.</w:t>
+        <w:t xml:space="preserve">We validate across eleven phenotypes — spanning cardiovascular (stroke, ischemic heart disease, atherosclerotic cardiovascular disease, heart failure), cardiometabolic and renal (hypertension, dyslipidemia, type 2 diabetes, prediabetes, chronic kidney disease), and respiratory (obstructive sleep apnea, asthma) conditions — on MIMIC-IV, an external dataset the tool was not developed against. Each phenotype is added to the pipeline by editing a single configuration file and re-running one script, so the same procedure produces all eleven models. That repeatability is the claim: a non-ML researcher can drive the i2b2-ML tool to build phenotype models on new data.</w:t>
       </w:r>
     </w:p>
     <w:bookmarkEnd w:id="10"/>
@@ -346,7 +368,7 @@
               <w:pStyle w:val="Compact"/>
             </w:pPr>
             <w:r>
-              <w:t xml:space="preserve">Case ICD-10 (and ICD-9)</w:t>
+              <w:t xml:space="preserve">Case ICD-10</w:t>
             </w:r>
           </w:p>
         </w:tc>
@@ -381,18 +403,18 @@
               <w:pStyle w:val="Compact"/>
             </w:pPr>
             <w:r>
-              <w:t xml:space="preserve">I63, I64 (433.x1, 434.x1)</w:t>
-            </w:r>
-          </w:p>
-        </w:tc>
-        <w:tc>
-          <w:tcPr/>
-          <w:p>
-            <w:pPr>
-              <w:pStyle w:val="Compact"/>
-            </w:pPr>
-            <w:r>
-              <w:t xml:space="preserve">all cerebrovascular: I60–I69, G45/G46</w:t>
+              <w:t xml:space="preserve">I63, I64</w:t>
+            </w:r>
+          </w:p>
+        </w:tc>
+        <w:tc>
+          <w:tcPr/>
+          <w:p>
+            <w:pPr>
+              <w:pStyle w:val="Compact"/>
+            </w:pPr>
+            <w:r>
+              <w:t xml:space="preserve">all cerebrovascular (I60–I69, G45/G46)</w:t>
             </w:r>
           </w:p>
         </w:tc>
@@ -405,29 +427,29 @@
               <w:pStyle w:val="Compact"/>
             </w:pPr>
             <w:r>
-              <w:t xml:space="preserve">Heart failure</w:t>
-            </w:r>
-          </w:p>
-        </w:tc>
-        <w:tc>
-          <w:tcPr/>
-          <w:p>
-            <w:pPr>
-              <w:pStyle w:val="Compact"/>
-            </w:pPr>
-            <w:r>
-              <w:t xml:space="preserve">I50 (428)</w:t>
-            </w:r>
-          </w:p>
-        </w:tc>
-        <w:tc>
-          <w:tcPr/>
-          <w:p>
-            <w:pPr>
-              <w:pStyle w:val="Compact"/>
-            </w:pPr>
-            <w:r>
-              <w:t xml:space="preserve">I50, I110, I130, I132, I255, I420, I429</w:t>
+              <w:t xml:space="preserve">Ischemic heart disease</w:t>
+            </w:r>
+          </w:p>
+        </w:tc>
+        <w:tc>
+          <w:tcPr/>
+          <w:p>
+            <w:pPr>
+              <w:pStyle w:val="Compact"/>
+            </w:pPr>
+            <w:r>
+              <w:t xml:space="preserve">I20–I25</w:t>
+            </w:r>
+          </w:p>
+        </w:tc>
+        <w:tc>
+          <w:tcPr/>
+          <w:p>
+            <w:pPr>
+              <w:pStyle w:val="Compact"/>
+            </w:pPr>
+            <w:r>
+              <w:t xml:space="preserve">I20–I25</w:t>
             </w:r>
           </w:p>
         </w:tc>
@@ -440,29 +462,309 @@
               <w:pStyle w:val="Compact"/>
             </w:pPr>
             <w:r>
-              <w:t xml:space="preserve">Ischemic heart disease</w:t>
-            </w:r>
-          </w:p>
-        </w:tc>
-        <w:tc>
-          <w:tcPr/>
-          <w:p>
-            <w:pPr>
-              <w:pStyle w:val="Compact"/>
-            </w:pPr>
-            <w:r>
-              <w:t xml:space="preserve">I20–I25 (410–414)</w:t>
-            </w:r>
-          </w:p>
-        </w:tc>
-        <w:tc>
-          <w:tcPr/>
-          <w:p>
-            <w:pPr>
-              <w:pStyle w:val="Compact"/>
-            </w:pPr>
-            <w:r>
-              <w:t xml:space="preserve">I20–I25</w:t>
+              <w:t xml:space="preserve">Atherosclerotic CVD (ASCVD)</w:t>
+            </w:r>
+          </w:p>
+        </w:tc>
+        <w:tc>
+          <w:tcPr/>
+          <w:p>
+            <w:pPr>
+              <w:pStyle w:val="Compact"/>
+            </w:pPr>
+            <w:r>
+              <w:t xml:space="preserve">I20–I25, I63, I65–I66, I70, I73</w:t>
+            </w:r>
+          </w:p>
+        </w:tc>
+        <w:tc>
+          <w:tcPr/>
+          <w:p>
+            <w:pPr>
+              <w:pStyle w:val="Compact"/>
+            </w:pPr>
+            <w:r>
+              <w:t xml:space="preserve">the above + I67, G45</w:t>
+            </w:r>
+          </w:p>
+        </w:tc>
+      </w:tr>
+      <w:tr>
+        <w:tc>
+          <w:tcPr/>
+          <w:p>
+            <w:pPr>
+              <w:pStyle w:val="Compact"/>
+            </w:pPr>
+            <w:r>
+              <w:t xml:space="preserve">Heart failure</w:t>
+            </w:r>
+          </w:p>
+        </w:tc>
+        <w:tc>
+          <w:tcPr/>
+          <w:p>
+            <w:pPr>
+              <w:pStyle w:val="Compact"/>
+            </w:pPr>
+            <w:r>
+              <w:t xml:space="preserve">I50</w:t>
+            </w:r>
+          </w:p>
+        </w:tc>
+        <w:tc>
+          <w:tcPr/>
+          <w:p>
+            <w:pPr>
+              <w:pStyle w:val="Compact"/>
+            </w:pPr>
+            <w:r>
+              <w:t xml:space="preserve">I50, I11, I13, I255, I42</w:t>
+            </w:r>
+          </w:p>
+        </w:tc>
+      </w:tr>
+      <w:tr>
+        <w:tc>
+          <w:tcPr/>
+          <w:p>
+            <w:pPr>
+              <w:pStyle w:val="Compact"/>
+            </w:pPr>
+            <w:r>
+              <w:t xml:space="preserve">Hypertension</w:t>
+            </w:r>
+          </w:p>
+        </w:tc>
+        <w:tc>
+          <w:tcPr/>
+          <w:p>
+            <w:pPr>
+              <w:pStyle w:val="Compact"/>
+            </w:pPr>
+            <w:r>
+              <w:t xml:space="preserve">I10–I15</w:t>
+            </w:r>
+          </w:p>
+        </w:tc>
+        <w:tc>
+          <w:tcPr/>
+          <w:p>
+            <w:pPr>
+              <w:pStyle w:val="Compact"/>
+            </w:pPr>
+            <w:r>
+              <w:t xml:space="preserve">I10–I16</w:t>
+            </w:r>
+          </w:p>
+        </w:tc>
+      </w:tr>
+      <w:tr>
+        <w:tc>
+          <w:tcPr/>
+          <w:p>
+            <w:pPr>
+              <w:pStyle w:val="Compact"/>
+            </w:pPr>
+            <w:r>
+              <w:t xml:space="preserve">Dyslipidemia</w:t>
+            </w:r>
+          </w:p>
+        </w:tc>
+        <w:tc>
+          <w:tcPr/>
+          <w:p>
+            <w:pPr>
+              <w:pStyle w:val="Compact"/>
+            </w:pPr>
+            <w:r>
+              <w:t xml:space="preserve">E78</w:t>
+            </w:r>
+          </w:p>
+        </w:tc>
+        <w:tc>
+          <w:tcPr/>
+          <w:p>
+            <w:pPr>
+              <w:pStyle w:val="Compact"/>
+            </w:pPr>
+            <w:r>
+              <w:t xml:space="preserve">E78</w:t>
+            </w:r>
+          </w:p>
+        </w:tc>
+      </w:tr>
+      <w:tr>
+        <w:tc>
+          <w:tcPr/>
+          <w:p>
+            <w:pPr>
+              <w:pStyle w:val="Compact"/>
+            </w:pPr>
+            <w:r>
+              <w:t xml:space="preserve">Type 2 diabetes</w:t>
+            </w:r>
+          </w:p>
+        </w:tc>
+        <w:tc>
+          <w:tcPr/>
+          <w:p>
+            <w:pPr>
+              <w:pStyle w:val="Compact"/>
+            </w:pPr>
+            <w:r>
+              <w:t xml:space="preserve">E11</w:t>
+            </w:r>
+          </w:p>
+        </w:tc>
+        <w:tc>
+          <w:tcPr/>
+          <w:p>
+            <w:pPr>
+              <w:pStyle w:val="Compact"/>
+            </w:pPr>
+            <w:r>
+              <w:t xml:space="preserve">all diabetes (E08–E13) + prediabetes (R73)</w:t>
+            </w:r>
+          </w:p>
+        </w:tc>
+      </w:tr>
+      <w:tr>
+        <w:tc>
+          <w:tcPr/>
+          <w:p>
+            <w:pPr>
+              <w:pStyle w:val="Compact"/>
+            </w:pPr>
+            <w:r>
+              <w:t xml:space="preserve">Prediabetes</w:t>
+            </w:r>
+          </w:p>
+        </w:tc>
+        <w:tc>
+          <w:tcPr/>
+          <w:p>
+            <w:pPr>
+              <w:pStyle w:val="Compact"/>
+            </w:pPr>
+            <w:r>
+              <w:t xml:space="preserve">R73.0, R73.9</w:t>
+            </w:r>
+          </w:p>
+        </w:tc>
+        <w:tc>
+          <w:tcPr/>
+          <w:p>
+            <w:pPr>
+              <w:pStyle w:val="Compact"/>
+            </w:pPr>
+            <w:r>
+              <w:t xml:space="preserve">R73 + all diabetes (E08–E13)</w:t>
+            </w:r>
+          </w:p>
+        </w:tc>
+      </w:tr>
+      <w:tr>
+        <w:tc>
+          <w:tcPr/>
+          <w:p>
+            <w:pPr>
+              <w:pStyle w:val="Compact"/>
+            </w:pPr>
+            <w:r>
+              <w:t xml:space="preserve">Chronic kidney disease</w:t>
+            </w:r>
+          </w:p>
+        </w:tc>
+        <w:tc>
+          <w:tcPr/>
+          <w:p>
+            <w:pPr>
+              <w:pStyle w:val="Compact"/>
+            </w:pPr>
+            <w:r>
+              <w:t xml:space="preserve">N18</w:t>
+            </w:r>
+          </w:p>
+        </w:tc>
+        <w:tc>
+          <w:tcPr/>
+          <w:p>
+            <w:pPr>
+              <w:pStyle w:val="Compact"/>
+            </w:pPr>
+            <w:r>
+              <w:t xml:space="preserve">N18, N19</w:t>
+            </w:r>
+          </w:p>
+        </w:tc>
+      </w:tr>
+      <w:tr>
+        <w:tc>
+          <w:tcPr/>
+          <w:p>
+            <w:pPr>
+              <w:pStyle w:val="Compact"/>
+            </w:pPr>
+            <w:r>
+              <w:t xml:space="preserve">Obstructive sleep apnea</w:t>
+            </w:r>
+          </w:p>
+        </w:tc>
+        <w:tc>
+          <w:tcPr/>
+          <w:p>
+            <w:pPr>
+              <w:pStyle w:val="Compact"/>
+            </w:pPr>
+            <w:r>
+              <w:t xml:space="preserve">G47.33</w:t>
+            </w:r>
+          </w:p>
+        </w:tc>
+        <w:tc>
+          <w:tcPr/>
+          <w:p>
+            <w:pPr>
+              <w:pStyle w:val="Compact"/>
+            </w:pPr>
+            <w:r>
+              <w:t xml:space="preserve">all sleep apnea (G47.3)</w:t>
+            </w:r>
+          </w:p>
+        </w:tc>
+      </w:tr>
+      <w:tr>
+        <w:tc>
+          <w:tcPr/>
+          <w:p>
+            <w:pPr>
+              <w:pStyle w:val="Compact"/>
+            </w:pPr>
+            <w:r>
+              <w:t xml:space="preserve">Asthma</w:t>
+            </w:r>
+          </w:p>
+        </w:tc>
+        <w:tc>
+          <w:tcPr/>
+          <w:p>
+            <w:pPr>
+              <w:pStyle w:val="Compact"/>
+            </w:pPr>
+            <w:r>
+              <w:t xml:space="preserve">J45</w:t>
+            </w:r>
+          </w:p>
+        </w:tc>
+        <w:tc>
+          <w:tcPr/>
+          <w:p>
+            <w:pPr>
+              <w:pStyle w:val="Compact"/>
+            </w:pPr>
+            <w:r>
+              <w:t xml:space="preserve">J45, J44, J46</w:t>
             </w:r>
           </w:p>
         </w:tc>
@@ -473,7 +775,7 @@
         <w:pStyle w:val="BodyText"/>
       </w:pPr>
       <w:r>
-        <w:t xml:space="preserve">Each cohort comprised 800 cases and 1,600 controls (1:2), capped to keep the first end-to-end runs small. The analysis unit is the patient (one row per</w:t>
+        <w:t xml:space="preserve">Each cohort comprised 800 cases and 1,600 controls (1:2); all eleven phenotypes had at least 800 coded cases available in MIMIC-IV. The analysis unit is the patient (one row per</w:t>
       </w:r>
       <w:r>
         <w:t xml:space="preserve"> </w:t>
@@ -511,7 +813,7 @@
         <w:pStyle w:val="FirstParagraph"/>
       </w:pPr>
       <w:r>
-        <w:t xml:space="preserve">We extracted 32 structured features available in MIMIC-IV hosp, chosen as clinically grounded cardiovascular risk factors and mapped one-to-one to i2b2 concepts under</w:t>
+        <w:t xml:space="preserve">We extracted a shared set of 32 structured features available in MIMIC-IV hosp — chosen as clinically grounded cardiometabolic risk factors and reused unchanged across all eleven phenotypes — mapped one-to-one to i2b2 concepts under</w:t>
       </w:r>
       <w:r>
         <w:t xml:space="preserve"> </w:t>
@@ -523,7 +825,7 @@
         <w:t xml:space="preserve">\MIMIC\features\</w:t>
       </w:r>
       <w:r>
-        <w:t xml:space="preserve">:</w:t>
+        <w:t xml:space="preserve">. For each phenotype, any feature derived from the same ICD codes as that phenotype’s own label (e.g. the heart-failure comorbidity flag for the heart-failure model) was excluded to prevent label leakage (see §3.1). The feature set:</w:t>
       </w:r>
     </w:p>
     <w:p>
@@ -1055,7 +1357,7 @@
         <w:pStyle w:val="FirstParagraph"/>
       </w:pPr>
       <w:r>
-        <w:t xml:space="preserve">All three phenotype build jobs ran to completion through the i2b2-ML API. Each</w:t>
+        <w:t xml:space="preserve">All eleven phenotype build jobs ran to completion through the i2b2-ML API. Each</w:t>
       </w:r>
       <w:r>
         <w:t xml:space="preserve"> </w:t>
@@ -1347,7 +1649,7 @@
               <w:pStyle w:val="Compact"/>
             </w:pPr>
             <w:r>
-              <w:t xml:space="preserve">Heart failure</w:t>
+              <w:t xml:space="preserve">Ischemic heart disease</w:t>
             </w:r>
           </w:p>
         </w:tc>
@@ -1380,51 +1682,51 @@
               <w:pStyle w:val="Compact"/>
             </w:pPr>
             <w:r>
-              <w:t xml:space="preserve">0.914</w:t>
-            </w:r>
-          </w:p>
-        </w:tc>
-        <w:tc>
-          <w:tcPr/>
-          <w:p>
-            <w:pPr>
-              <w:pStyle w:val="Compact"/>
-            </w:pPr>
-            <w:r>
-              <w:t xml:space="preserve">0.842</w:t>
-            </w:r>
-          </w:p>
-        </w:tc>
-        <w:tc>
-          <w:tcPr/>
-          <w:p>
-            <w:pPr>
-              <w:pStyle w:val="Compact"/>
-            </w:pPr>
-            <w:r>
-              <w:t xml:space="preserve">0.734</w:t>
-            </w:r>
-          </w:p>
-        </w:tc>
-        <w:tc>
-          <w:tcPr/>
-          <w:p>
-            <w:pPr>
-              <w:pStyle w:val="Compact"/>
-            </w:pPr>
-            <w:r>
-              <w:t xml:space="preserve">0.824</w:t>
-            </w:r>
-          </w:p>
-        </w:tc>
-        <w:tc>
-          <w:tcPr/>
-          <w:p>
-            <w:pPr>
-              <w:pStyle w:val="Compact"/>
-            </w:pPr>
-            <w:r>
-              <w:t xml:space="preserve">0.776</w:t>
+              <w:t xml:space="preserve">0.893</w:t>
+            </w:r>
+          </w:p>
+        </w:tc>
+        <w:tc>
+          <w:tcPr/>
+          <w:p>
+            <w:pPr>
+              <w:pStyle w:val="Compact"/>
+            </w:pPr>
+            <w:r>
+              <w:t xml:space="preserve">0.807</w:t>
+            </w:r>
+          </w:p>
+        </w:tc>
+        <w:tc>
+          <w:tcPr/>
+          <w:p>
+            <w:pPr>
+              <w:pStyle w:val="Compact"/>
+            </w:pPr>
+            <w:r>
+              <w:t xml:space="preserve">0.659</w:t>
+            </w:r>
+          </w:p>
+        </w:tc>
+        <w:tc>
+          <w:tcPr/>
+          <w:p>
+            <w:pPr>
+              <w:pStyle w:val="Compact"/>
+            </w:pPr>
+            <w:r>
+              <w:t xml:space="preserve">0.872</w:t>
+            </w:r>
+          </w:p>
+        </w:tc>
+        <w:tc>
+          <w:tcPr/>
+          <w:p>
+            <w:pPr>
+              <w:pStyle w:val="Compact"/>
+            </w:pPr>
+            <w:r>
+              <w:t xml:space="preserve">0.751</w:t>
             </w:r>
           </w:p>
         </w:tc>
@@ -1437,7 +1739,7 @@
               <w:pStyle w:val="Compact"/>
             </w:pPr>
             <w:r>
-              <w:t xml:space="preserve">Ischemic heart disease</w:t>
+              <w:t xml:space="preserve">Atherosclerotic CVD (ASCVD)</w:t>
             </w:r>
           </w:p>
         </w:tc>
@@ -1459,6 +1761,96 @@
               <w:pStyle w:val="Compact"/>
             </w:pPr>
             <w:r>
+              <w:t xml:space="preserve">15</w:t>
+            </w:r>
+          </w:p>
+        </w:tc>
+        <w:tc>
+          <w:tcPr/>
+          <w:p>
+            <w:pPr>
+              <w:pStyle w:val="Compact"/>
+            </w:pPr>
+            <w:r>
+              <w:t xml:space="preserve">0.910</w:t>
+            </w:r>
+          </w:p>
+        </w:tc>
+        <w:tc>
+          <w:tcPr/>
+          <w:p>
+            <w:pPr>
+              <w:pStyle w:val="Compact"/>
+            </w:pPr>
+            <w:r>
+              <w:t xml:space="preserve">0.834</w:t>
+            </w:r>
+          </w:p>
+        </w:tc>
+        <w:tc>
+          <w:tcPr/>
+          <w:p>
+            <w:pPr>
+              <w:pStyle w:val="Compact"/>
+            </w:pPr>
+            <w:r>
+              <w:t xml:space="preserve">0.719</w:t>
+            </w:r>
+          </w:p>
+        </w:tc>
+        <w:tc>
+          <w:tcPr/>
+          <w:p>
+            <w:pPr>
+              <w:pStyle w:val="Compact"/>
+            </w:pPr>
+            <w:r>
+              <w:t xml:space="preserve">0.827</w:t>
+            </w:r>
+          </w:p>
+        </w:tc>
+        <w:tc>
+          <w:tcPr/>
+          <w:p>
+            <w:pPr>
+              <w:pStyle w:val="Compact"/>
+            </w:pPr>
+            <w:r>
+              <w:t xml:space="preserve">0.769</w:t>
+            </w:r>
+          </w:p>
+        </w:tc>
+      </w:tr>
+      <w:tr>
+        <w:tc>
+          <w:tcPr/>
+          <w:p>
+            <w:pPr>
+              <w:pStyle w:val="Compact"/>
+            </w:pPr>
+            <w:r>
+              <w:t xml:space="preserve">Heart failure</w:t>
+            </w:r>
+          </w:p>
+        </w:tc>
+        <w:tc>
+          <w:tcPr/>
+          <w:p>
+            <w:pPr>
+              <w:pStyle w:val="Compact"/>
+            </w:pPr>
+            <w:r>
+              <w:t xml:space="preserve">800 / 1600</w:t>
+            </w:r>
+          </w:p>
+        </w:tc>
+        <w:tc>
+          <w:tcPr/>
+          <w:p>
+            <w:pPr>
+              <w:pStyle w:val="Compact"/>
+            </w:pPr>
+            <w:r>
               <w:t xml:space="preserve">16</w:t>
             </w:r>
           </w:p>
@@ -1470,51 +1862,779 @@
               <w:pStyle w:val="Compact"/>
             </w:pPr>
             <w:r>
-              <w:t xml:space="preserve">0.893</w:t>
-            </w:r>
-          </w:p>
-        </w:tc>
-        <w:tc>
-          <w:tcPr/>
-          <w:p>
-            <w:pPr>
-              <w:pStyle w:val="Compact"/>
-            </w:pPr>
-            <w:r>
-              <w:t xml:space="preserve">0.807</w:t>
-            </w:r>
-          </w:p>
-        </w:tc>
-        <w:tc>
-          <w:tcPr/>
-          <w:p>
-            <w:pPr>
-              <w:pStyle w:val="Compact"/>
-            </w:pPr>
-            <w:r>
-              <w:t xml:space="preserve">0.659</w:t>
-            </w:r>
-          </w:p>
-        </w:tc>
-        <w:tc>
-          <w:tcPr/>
-          <w:p>
-            <w:pPr>
-              <w:pStyle w:val="Compact"/>
-            </w:pPr>
-            <w:r>
-              <w:t xml:space="preserve">0.872</w:t>
-            </w:r>
-          </w:p>
-        </w:tc>
-        <w:tc>
-          <w:tcPr/>
-          <w:p>
-            <w:pPr>
-              <w:pStyle w:val="Compact"/>
-            </w:pPr>
-            <w:r>
-              <w:t xml:space="preserve">0.751</w:t>
+              <w:t xml:space="preserve">0.914</w:t>
+            </w:r>
+          </w:p>
+        </w:tc>
+        <w:tc>
+          <w:tcPr/>
+          <w:p>
+            <w:pPr>
+              <w:pStyle w:val="Compact"/>
+            </w:pPr>
+            <w:r>
+              <w:t xml:space="preserve">0.842</w:t>
+            </w:r>
+          </w:p>
+        </w:tc>
+        <w:tc>
+          <w:tcPr/>
+          <w:p>
+            <w:pPr>
+              <w:pStyle w:val="Compact"/>
+            </w:pPr>
+            <w:r>
+              <w:t xml:space="preserve">0.734</w:t>
+            </w:r>
+          </w:p>
+        </w:tc>
+        <w:tc>
+          <w:tcPr/>
+          <w:p>
+            <w:pPr>
+              <w:pStyle w:val="Compact"/>
+            </w:pPr>
+            <w:r>
+              <w:t xml:space="preserve">0.824</w:t>
+            </w:r>
+          </w:p>
+        </w:tc>
+        <w:tc>
+          <w:tcPr/>
+          <w:p>
+            <w:pPr>
+              <w:pStyle w:val="Compact"/>
+            </w:pPr>
+            <w:r>
+              <w:t xml:space="preserve">0.776</w:t>
+            </w:r>
+          </w:p>
+        </w:tc>
+      </w:tr>
+      <w:tr>
+        <w:tc>
+          <w:tcPr/>
+          <w:p>
+            <w:pPr>
+              <w:pStyle w:val="Compact"/>
+            </w:pPr>
+            <w:r>
+              <w:t xml:space="preserve">Hypertension</w:t>
+            </w:r>
+          </w:p>
+        </w:tc>
+        <w:tc>
+          <w:tcPr/>
+          <w:p>
+            <w:pPr>
+              <w:pStyle w:val="Compact"/>
+            </w:pPr>
+            <w:r>
+              <w:t xml:space="preserve">800 / 1600</w:t>
+            </w:r>
+          </w:p>
+        </w:tc>
+        <w:tc>
+          <w:tcPr/>
+          <w:p>
+            <w:pPr>
+              <w:pStyle w:val="Compact"/>
+            </w:pPr>
+            <w:r>
+              <w:t xml:space="preserve">16</w:t>
+            </w:r>
+          </w:p>
+        </w:tc>
+        <w:tc>
+          <w:tcPr/>
+          <w:p>
+            <w:pPr>
+              <w:pStyle w:val="Compact"/>
+            </w:pPr>
+            <w:r>
+              <w:t xml:space="preserve">0.899</w:t>
+            </w:r>
+          </w:p>
+        </w:tc>
+        <w:tc>
+          <w:tcPr/>
+          <w:p>
+            <w:pPr>
+              <w:pStyle w:val="Compact"/>
+            </w:pPr>
+            <w:r>
+              <w:t xml:space="preserve">0.832</w:t>
+            </w:r>
+          </w:p>
+        </w:tc>
+        <w:tc>
+          <w:tcPr/>
+          <w:p>
+            <w:pPr>
+              <w:pStyle w:val="Compact"/>
+            </w:pPr>
+            <w:r>
+              <w:t xml:space="preserve">0.693</w:t>
+            </w:r>
+          </w:p>
+        </w:tc>
+        <w:tc>
+          <w:tcPr/>
+          <w:p>
+            <w:pPr>
+              <w:pStyle w:val="Compact"/>
+            </w:pPr>
+            <w:r>
+              <w:t xml:space="preserve">0.892</w:t>
+            </w:r>
+          </w:p>
+        </w:tc>
+        <w:tc>
+          <w:tcPr/>
+          <w:p>
+            <w:pPr>
+              <w:pStyle w:val="Compact"/>
+            </w:pPr>
+            <w:r>
+              <w:t xml:space="preserve">0.780</w:t>
+            </w:r>
+          </w:p>
+        </w:tc>
+      </w:tr>
+      <w:tr>
+        <w:tc>
+          <w:tcPr/>
+          <w:p>
+            <w:pPr>
+              <w:pStyle w:val="Compact"/>
+            </w:pPr>
+            <w:r>
+              <w:t xml:space="preserve">Dyslipidemia</w:t>
+            </w:r>
+          </w:p>
+        </w:tc>
+        <w:tc>
+          <w:tcPr/>
+          <w:p>
+            <w:pPr>
+              <w:pStyle w:val="Compact"/>
+            </w:pPr>
+            <w:r>
+              <w:t xml:space="preserve">800 / 1600</w:t>
+            </w:r>
+          </w:p>
+        </w:tc>
+        <w:tc>
+          <w:tcPr/>
+          <w:p>
+            <w:pPr>
+              <w:pStyle w:val="Compact"/>
+            </w:pPr>
+            <w:r>
+              <w:t xml:space="preserve">16</w:t>
+            </w:r>
+          </w:p>
+        </w:tc>
+        <w:tc>
+          <w:tcPr/>
+          <w:p>
+            <w:pPr>
+              <w:pStyle w:val="Compact"/>
+            </w:pPr>
+            <w:r>
+              <w:t xml:space="preserve">0.895</w:t>
+            </w:r>
+          </w:p>
+        </w:tc>
+        <w:tc>
+          <w:tcPr/>
+          <w:p>
+            <w:pPr>
+              <w:pStyle w:val="Compact"/>
+            </w:pPr>
+            <w:r>
+              <w:t xml:space="preserve">0.824</w:t>
+            </w:r>
+          </w:p>
+        </w:tc>
+        <w:tc>
+          <w:tcPr/>
+          <w:p>
+            <w:pPr>
+              <w:pStyle w:val="Compact"/>
+            </w:pPr>
+            <w:r>
+              <w:t xml:space="preserve">0.686</w:t>
+            </w:r>
+          </w:p>
+        </w:tc>
+        <w:tc>
+          <w:tcPr/>
+          <w:p>
+            <w:pPr>
+              <w:pStyle w:val="Compact"/>
+            </w:pPr>
+            <w:r>
+              <w:t xml:space="preserve">0.869</w:t>
+            </w:r>
+          </w:p>
+        </w:tc>
+        <w:tc>
+          <w:tcPr/>
+          <w:p>
+            <w:pPr>
+              <w:pStyle w:val="Compact"/>
+            </w:pPr>
+            <w:r>
+              <w:t xml:space="preserve">0.767</w:t>
+            </w:r>
+          </w:p>
+        </w:tc>
+      </w:tr>
+      <w:tr>
+        <w:tc>
+          <w:tcPr/>
+          <w:p>
+            <w:pPr>
+              <w:pStyle w:val="Compact"/>
+            </w:pPr>
+            <w:r>
+              <w:t xml:space="preserve">Type 2 diabetes</w:t>
+            </w:r>
+          </w:p>
+        </w:tc>
+        <w:tc>
+          <w:tcPr/>
+          <w:p>
+            <w:pPr>
+              <w:pStyle w:val="Compact"/>
+            </w:pPr>
+            <w:r>
+              <w:t xml:space="preserve">800 / 1600</w:t>
+            </w:r>
+          </w:p>
+        </w:tc>
+        <w:tc>
+          <w:tcPr/>
+          <w:p>
+            <w:pPr>
+              <w:pStyle w:val="Compact"/>
+            </w:pPr>
+            <w:r>
+              <w:t xml:space="preserve">16</w:t>
+            </w:r>
+          </w:p>
+        </w:tc>
+        <w:tc>
+          <w:tcPr/>
+          <w:p>
+            <w:pPr>
+              <w:pStyle w:val="Compact"/>
+            </w:pPr>
+            <w:r>
+              <w:t xml:space="preserve">0.931</w:t>
+            </w:r>
+          </w:p>
+        </w:tc>
+        <w:tc>
+          <w:tcPr/>
+          <w:p>
+            <w:pPr>
+              <w:pStyle w:val="Compact"/>
+            </w:pPr>
+            <w:r>
+              <w:t xml:space="preserve">0.875</w:t>
+            </w:r>
+          </w:p>
+        </w:tc>
+        <w:tc>
+          <w:tcPr/>
+          <w:p>
+            <w:pPr>
+              <w:pStyle w:val="Compact"/>
+            </w:pPr>
+            <w:r>
+              <w:t xml:space="preserve">0.809</w:t>
+            </w:r>
+          </w:p>
+        </w:tc>
+        <w:tc>
+          <w:tcPr/>
+          <w:p>
+            <w:pPr>
+              <w:pStyle w:val="Compact"/>
+            </w:pPr>
+            <w:r>
+              <w:t xml:space="preserve">0.815</w:t>
+            </w:r>
+          </w:p>
+        </w:tc>
+        <w:tc>
+          <w:tcPr/>
+          <w:p>
+            <w:pPr>
+              <w:pStyle w:val="Compact"/>
+            </w:pPr>
+            <w:r>
+              <w:t xml:space="preserve">0.812</w:t>
+            </w:r>
+          </w:p>
+        </w:tc>
+      </w:tr>
+      <w:tr>
+        <w:tc>
+          <w:tcPr/>
+          <w:p>
+            <w:pPr>
+              <w:pStyle w:val="Compact"/>
+            </w:pPr>
+            <w:r>
+              <w:t xml:space="preserve">Prediabetes</w:t>
+            </w:r>
+          </w:p>
+        </w:tc>
+        <w:tc>
+          <w:tcPr/>
+          <w:p>
+            <w:pPr>
+              <w:pStyle w:val="Compact"/>
+            </w:pPr>
+            <w:r>
+              <w:t xml:space="preserve">800 / 1600</w:t>
+            </w:r>
+          </w:p>
+        </w:tc>
+        <w:tc>
+          <w:tcPr/>
+          <w:p>
+            <w:pPr>
+              <w:pStyle w:val="Compact"/>
+            </w:pPr>
+            <w:r>
+              <w:t xml:space="preserve">16</w:t>
+            </w:r>
+          </w:p>
+        </w:tc>
+        <w:tc>
+          <w:tcPr/>
+          <w:p>
+            <w:pPr>
+              <w:pStyle w:val="Compact"/>
+            </w:pPr>
+            <w:r>
+              <w:t xml:space="preserve">0.797</w:t>
+            </w:r>
+          </w:p>
+        </w:tc>
+        <w:tc>
+          <w:tcPr/>
+          <w:p>
+            <w:pPr>
+              <w:pStyle w:val="Compact"/>
+            </w:pPr>
+            <w:r>
+              <w:t xml:space="preserve">0.760</w:t>
+            </w:r>
+          </w:p>
+        </w:tc>
+        <w:tc>
+          <w:tcPr/>
+          <w:p>
+            <w:pPr>
+              <w:pStyle w:val="Compact"/>
+            </w:pPr>
+            <w:r>
+              <w:t xml:space="preserve">0.629</w:t>
+            </w:r>
+          </w:p>
+        </w:tc>
+        <w:tc>
+          <w:tcPr/>
+          <w:p>
+            <w:pPr>
+              <w:pStyle w:val="Compact"/>
+            </w:pPr>
+            <w:r>
+              <w:t xml:space="preserve">0.666</w:t>
+            </w:r>
+          </w:p>
+        </w:tc>
+        <w:tc>
+          <w:tcPr/>
+          <w:p>
+            <w:pPr>
+              <w:pStyle w:val="Compact"/>
+            </w:pPr>
+            <w:r>
+              <w:t xml:space="preserve">0.647</w:t>
+            </w:r>
+          </w:p>
+        </w:tc>
+      </w:tr>
+      <w:tr>
+        <w:tc>
+          <w:tcPr/>
+          <w:p>
+            <w:pPr>
+              <w:pStyle w:val="Compact"/>
+            </w:pPr>
+            <w:r>
+              <w:t xml:space="preserve">Chronic kidney disease</w:t>
+            </w:r>
+          </w:p>
+        </w:tc>
+        <w:tc>
+          <w:tcPr/>
+          <w:p>
+            <w:pPr>
+              <w:pStyle w:val="Compact"/>
+            </w:pPr>
+            <w:r>
+              <w:t xml:space="preserve">800 / 1600</w:t>
+            </w:r>
+          </w:p>
+        </w:tc>
+        <w:tc>
+          <w:tcPr/>
+          <w:p>
+            <w:pPr>
+              <w:pStyle w:val="Compact"/>
+            </w:pPr>
+            <w:r>
+              <w:t xml:space="preserve">16</w:t>
+            </w:r>
+          </w:p>
+        </w:tc>
+        <w:tc>
+          <w:tcPr/>
+          <w:p>
+            <w:pPr>
+              <w:pStyle w:val="Compact"/>
+            </w:pPr>
+            <w:r>
+              <w:t xml:space="preserve">0.946</w:t>
+            </w:r>
+          </w:p>
+        </w:tc>
+        <w:tc>
+          <w:tcPr/>
+          <w:p>
+            <w:pPr>
+              <w:pStyle w:val="Compact"/>
+            </w:pPr>
+            <w:r>
+              <w:t xml:space="preserve">0.896</w:t>
+            </w:r>
+          </w:p>
+        </w:tc>
+        <w:tc>
+          <w:tcPr/>
+          <w:p>
+            <w:pPr>
+              <w:pStyle w:val="Compact"/>
+            </w:pPr>
+            <w:r>
+              <w:t xml:space="preserve">0.841</w:t>
+            </w:r>
+          </w:p>
+        </w:tc>
+        <w:tc>
+          <w:tcPr/>
+          <w:p>
+            <w:pPr>
+              <w:pStyle w:val="Compact"/>
+            </w:pPr>
+            <w:r>
+              <w:t xml:space="preserve">0.849</w:t>
+            </w:r>
+          </w:p>
+        </w:tc>
+        <w:tc>
+          <w:tcPr/>
+          <w:p>
+            <w:pPr>
+              <w:pStyle w:val="Compact"/>
+            </w:pPr>
+            <w:r>
+              <w:t xml:space="preserve">0.845</w:t>
+            </w:r>
+          </w:p>
+        </w:tc>
+      </w:tr>
+      <w:tr>
+        <w:tc>
+          <w:tcPr/>
+          <w:p>
+            <w:pPr>
+              <w:pStyle w:val="Compact"/>
+            </w:pPr>
+            <w:r>
+              <w:t xml:space="preserve">Obstructive sleep apnea</w:t>
+            </w:r>
+          </w:p>
+        </w:tc>
+        <w:tc>
+          <w:tcPr/>
+          <w:p>
+            <w:pPr>
+              <w:pStyle w:val="Compact"/>
+            </w:pPr>
+            <w:r>
+              <w:t xml:space="preserve">800 / 1600</w:t>
+            </w:r>
+          </w:p>
+        </w:tc>
+        <w:tc>
+          <w:tcPr/>
+          <w:p>
+            <w:pPr>
+              <w:pStyle w:val="Compact"/>
+            </w:pPr>
+            <w:r>
+              <w:t xml:space="preserve">16</w:t>
+            </w:r>
+          </w:p>
+        </w:tc>
+        <w:tc>
+          <w:tcPr/>
+          <w:p>
+            <w:pPr>
+              <w:pStyle w:val="Compact"/>
+            </w:pPr>
+            <w:r>
+              <w:t xml:space="preserve">0.767</w:t>
+            </w:r>
+          </w:p>
+        </w:tc>
+        <w:tc>
+          <w:tcPr/>
+          <w:p>
+            <w:pPr>
+              <w:pStyle w:val="Compact"/>
+            </w:pPr>
+            <w:r>
+              <w:t xml:space="preserve">0.656</w:t>
+            </w:r>
+          </w:p>
+        </w:tc>
+        <w:tc>
+          <w:tcPr/>
+          <w:p>
+            <w:pPr>
+              <w:pStyle w:val="Compact"/>
+            </w:pPr>
+            <w:r>
+              <w:t xml:space="preserve">0.490</w:t>
+            </w:r>
+          </w:p>
+        </w:tc>
+        <w:tc>
+          <w:tcPr/>
+          <w:p>
+            <w:pPr>
+              <w:pStyle w:val="Compact"/>
+            </w:pPr>
+            <w:r>
+              <w:t xml:space="preserve">0.809</w:t>
+            </w:r>
+          </w:p>
+        </w:tc>
+        <w:tc>
+          <w:tcPr/>
+          <w:p>
+            <w:pPr>
+              <w:pStyle w:val="Compact"/>
+            </w:pPr>
+            <w:r>
+              <w:t xml:space="preserve">0.610</w:t>
+            </w:r>
+          </w:p>
+        </w:tc>
+      </w:tr>
+      <w:tr>
+        <w:tc>
+          <w:tcPr/>
+          <w:p>
+            <w:pPr>
+              <w:pStyle w:val="Compact"/>
+            </w:pPr>
+            <w:r>
+              <w:t xml:space="preserve">Asthma</w:t>
+            </w:r>
+          </w:p>
+        </w:tc>
+        <w:tc>
+          <w:tcPr/>
+          <w:p>
+            <w:pPr>
+              <w:pStyle w:val="Compact"/>
+            </w:pPr>
+            <w:r>
+              <w:t xml:space="preserve">800 / 1600</w:t>
+            </w:r>
+          </w:p>
+        </w:tc>
+        <w:tc>
+          <w:tcPr/>
+          <w:p>
+            <w:pPr>
+              <w:pStyle w:val="Compact"/>
+            </w:pPr>
+            <w:r>
+              <w:t xml:space="preserve">16</w:t>
+            </w:r>
+          </w:p>
+        </w:tc>
+        <w:tc>
+          <w:tcPr/>
+          <w:p>
+            <w:pPr>
+              <w:pStyle w:val="Compact"/>
+            </w:pPr>
+            <w:r>
+              <w:t xml:space="preserve">0.658</w:t>
+            </w:r>
+          </w:p>
+        </w:tc>
+        <w:tc>
+          <w:tcPr/>
+          <w:p>
+            <w:pPr>
+              <w:pStyle w:val="Compact"/>
+            </w:pPr>
+            <w:r>
+              <w:t xml:space="preserve">0.558</w:t>
+            </w:r>
+          </w:p>
+        </w:tc>
+        <w:tc>
+          <w:tcPr/>
+          <w:p>
+            <w:pPr>
+              <w:pStyle w:val="Compact"/>
+            </w:pPr>
+            <w:r>
+              <w:t xml:space="preserve">0.413</w:t>
+            </w:r>
+          </w:p>
+        </w:tc>
+        <w:tc>
+          <w:tcPr/>
+          <w:p>
+            <w:pPr>
+              <w:pStyle w:val="Compact"/>
+            </w:pPr>
+            <w:r>
+              <w:t xml:space="preserve">0.776</w:t>
+            </w:r>
+          </w:p>
+        </w:tc>
+        <w:tc>
+          <w:tcPr/>
+          <w:p>
+            <w:pPr>
+              <w:pStyle w:val="Compact"/>
+            </w:pPr>
+            <w:r>
+              <w:t xml:space="preserve">0.539</w:t>
+            </w:r>
+          </w:p>
+        </w:tc>
+      </w:tr>
+      <w:tr>
+        <w:tc>
+          <w:tcPr/>
+          <w:p>
+            <w:pPr>
+              <w:pStyle w:val="Compact"/>
+            </w:pPr>
+            <w:r>
+              <w:rPr>
+                <w:b/>
+                <w:bCs/>
+              </w:rPr>
+              <w:t xml:space="preserve">Mean (11 phenotypes)</w:t>
+            </w:r>
+          </w:p>
+        </w:tc>
+        <w:tc>
+          <w:tcPr/>
+          <w:p>
+            <w:pPr>
+              <w:pStyle w:val="Compact"/>
+            </w:pPr>
+            <w:r>
+              <w:t xml:space="preserve">—</w:t>
+            </w:r>
+          </w:p>
+        </w:tc>
+        <w:tc>
+          <w:tcPr/>
+          <w:p>
+            <w:pPr>
+              <w:pStyle w:val="Compact"/>
+            </w:pPr>
+            <w:r>
+              <w:t xml:space="preserve">—</w:t>
+            </w:r>
+          </w:p>
+        </w:tc>
+        <w:tc>
+          <w:tcPr/>
+          <w:p>
+            <w:pPr>
+              <w:pStyle w:val="Compact"/>
+            </w:pPr>
+            <w:r>
+              <w:rPr>
+                <w:b/>
+                <w:bCs/>
+              </w:rPr>
+              <w:t xml:space="preserve">0.864</w:t>
+            </w:r>
+          </w:p>
+        </w:tc>
+        <w:tc>
+          <w:tcPr/>
+          <w:p>
+            <w:pPr>
+              <w:pStyle w:val="Compact"/>
+            </w:pPr>
+            <w:r>
+              <w:t xml:space="preserve">0.791</w:t>
+            </w:r>
+          </w:p>
+        </w:tc>
+        <w:tc>
+          <w:tcPr/>
+          <w:p>
+            <w:pPr>
+              <w:pStyle w:val="Compact"/>
+            </w:pPr>
+            <w:r>
+              <w:t xml:space="preserve">0.669</w:t>
+            </w:r>
+          </w:p>
+        </w:tc>
+        <w:tc>
+          <w:tcPr/>
+          <w:p>
+            <w:pPr>
+              <w:pStyle w:val="Compact"/>
+            </w:pPr>
+            <w:r>
+              <w:t xml:space="preserve">0.817</w:t>
+            </w:r>
+          </w:p>
+        </w:tc>
+        <w:tc>
+          <w:tcPr/>
+          <w:p>
+            <w:pPr>
+              <w:pStyle w:val="Compact"/>
+            </w:pPr>
+            <w:r>
+              <w:t xml:space="preserve">0.730</w:t>
             </w:r>
           </w:p>
         </w:tc>
@@ -1525,7 +2645,7 @@
         <w:pStyle w:val="BodyText"/>
       </w:pPr>
       <w:r>
-        <w:t xml:space="preserve">Discrimination was consistent across the three conditions (test ROC AUC 0.89–0.91). From the 31–32 features loaded per phenotype, the engine retained 16 in each model; the dropped features were the sparsely measured laboratory values (e.g., HbA1c, LDL/HDL, triglycerides), which the engine removes for high missingness. Retained features were the universally available ones — age, sex, common comorbidities, routine labs (creatinine, glucose, hemoglobin, INR, sodium), vitals, and medication classes — and matched clinical expectation (e.g., for stroke the model kept hypertension, age, and antithrombotic medication use).</w:t>
+        <w:t xml:space="preserve">Discrimination spanned ROC AUC 0.66–0.95 (mean 0.86) and tracked how well the shared, cardiometabolic-oriented feature set fit each condition. It was highest for conditions whose diagnostic laboratory values sit in the feature set — chronic kidney disease (0.95; serum creatinine) and type 2 diabetes (0.93; glucose and HbA1c) — clustered near 0.89–0.91 across the cardiovascular and cardiometabolic conditions (stroke, ischemic heart disease, ASCVD, heart failure, hypertension, dyslipidemia), and was lowest for the respiratory conditions the cardiovascular features describe poorly (obstructive sleep apnea 0.77, asthma 0.66). From the 31–32 features loaded per phenotype the engine retained 16 in nearly every model, dropping the sparsely measured laboratory values (HbA1c, LDL/HDL, triglycerides) for high missingness and keeping the universally available ones — age, sex, common comorbidities, routine labs, vitals, and medication classes. Retained features matched clinical expectation: hypertension, age, and antithrombotic use for stroke; creatinine for chronic kidney disease; glucose and HbA1c for the diabetes phenotypes.</w:t>
       </w:r>
     </w:p>
     <w:bookmarkStart w:id="17" w:name="a-leakage-check-the-tool-surfaced"/>
@@ -1542,7 +2662,7 @@
         <w:pStyle w:val="FirstParagraph"/>
       </w:pPr>
       <w:r>
-        <w:t xml:space="preserve">The first heart-failure and ischemic-heart-disease builds returned</w:t>
+        <w:t xml:space="preserve">On their first build, several phenotypes returned</w:t>
       </w:r>
       <w:r>
         <w:t xml:space="preserve"> </w:t>
@@ -1558,7 +2678,7 @@
         <w:t xml:space="preserve"> </w:t>
       </w:r>
       <w:r>
-        <w:t xml:space="preserve">— perfect separation. Inspection of the retained features showed the cause: the model had selected the comorbidity flag matching its own outcome (</w:t>
+        <w:t xml:space="preserve">— perfect separation. The cause was the same in each: the model had selected the comorbidity flag matching its own outcome (</w:t>
       </w:r>
       <w:r>
         <w:rPr>
@@ -1585,7 +2705,67 @@
         <w:t xml:space="preserve"> </w:t>
       </w:r>
       <w:r>
-        <w:t xml:space="preserve">for ischemic heart disease). These comorbidity features are derived from the</w:t>
+        <w:t xml:space="preserve">for ischemic heart disease,</w:t>
+      </w:r>
+      <w:r>
+        <w:t xml:space="preserve"> </w:t>
+      </w:r>
+      <w:r>
+        <w:rPr>
+          <w:rStyle w:val="VerbatimChar"/>
+        </w:rPr>
+        <w:t xml:space="preserve">cm_htn</w:t>
+      </w:r>
+      <w:r>
+        <w:t xml:space="preserve"> </w:t>
+      </w:r>
+      <w:r>
+        <w:t xml:space="preserve">for hypertension,</w:t>
+      </w:r>
+      <w:r>
+        <w:t xml:space="preserve"> </w:t>
+      </w:r>
+      <w:r>
+        <w:rPr>
+          <w:rStyle w:val="VerbatimChar"/>
+        </w:rPr>
+        <w:t xml:space="preserve">cm_hld</w:t>
+      </w:r>
+      <w:r>
+        <w:t xml:space="preserve"> </w:t>
+      </w:r>
+      <w:r>
+        <w:t xml:space="preserve">for dyslipidemia,</w:t>
+      </w:r>
+      <w:r>
+        <w:t xml:space="preserve"> </w:t>
+      </w:r>
+      <w:r>
+        <w:rPr>
+          <w:rStyle w:val="VerbatimChar"/>
+        </w:rPr>
+        <w:t xml:space="preserve">cm_ckd</w:t>
+      </w:r>
+      <w:r>
+        <w:t xml:space="preserve"> </w:t>
+      </w:r>
+      <w:r>
+        <w:t xml:space="preserve">for chronic kidney disease,</w:t>
+      </w:r>
+      <w:r>
+        <w:t xml:space="preserve"> </w:t>
+      </w:r>
+      <w:r>
+        <w:rPr>
+          <w:rStyle w:val="VerbatimChar"/>
+        </w:rPr>
+        <w:t xml:space="preserve">cm_dm</w:t>
+      </w:r>
+      <w:r>
+        <w:t xml:space="preserve"> </w:t>
+      </w:r>
+      <w:r>
+        <w:t xml:space="preserve">for type 2 diabetes, and the ischemic-heart-disease, peripheral-vascular, and carotid flags for ASCVD). These comorbidity features are computed from the</w:t>
       </w:r>
       <w:r>
         <w:t xml:space="preserve"> </w:t>
@@ -1601,7 +2781,7 @@
         <w:t xml:space="preserve"> </w:t>
       </w:r>
       <w:r>
-        <w:t xml:space="preserve">ICD-10 codes that define the label (heart failure from I50, ischemic heart disease from I20–I25), so the feature is the outcome. In the heart-failure cohort, the heart-failure comorbidity flag was present in 0 of 1,600 controls and ~93% of cases — a near-perfect proxy for the label.</w:t>
+        <w:t xml:space="preserve">ICD codes that define the label, so the feature is the outcome. In the heart-failure cohort, for example, the heart-failure comorbidity flag was present in 0 of 1,600 controls and ~93% of cases — a near-perfect proxy for the label.</w:t>
       </w:r>
     </w:p>
     <w:p>
@@ -1609,19 +2789,23 @@
         <w:pStyle w:val="BodyText"/>
       </w:pPr>
       <w:r>
-        <w:t xml:space="preserve">We removed each self-referential comorbidity from its own phenotype (a one-line configuration change) and rebuilt. Discrimination fell to the values in Table 2 (heart failure 1.0 → 0.914; ischemic heart disease → 0.893), in line with stroke, which never had this problem because no</w:t>
-      </w:r>
-      <w:r>
-        <w:t xml:space="preserve"> </w:t>
-      </w:r>
-      <w:r>
-        <w:t xml:space="preserve">“stroke comorbidity”</w:t>
-      </w:r>
-      <w:r>
-        <w:t xml:space="preserve"> </w:t>
-      </w:r>
-      <w:r>
-        <w:t xml:space="preserve">feature exists in the set. We report this because it is informative about the tool in use: the engine faithfully built whatever cohort it was given, and the implausibly perfect score was itself the signal that surfaced a feature-design error. A researcher without machine-learning training would see the same red flag and could act on it.</w:t>
+        <w:t xml:space="preserve">We excluded each self-referential comorbidity from its own phenotype (one configuration line per phenotype) and rebuilt; discrimination fell to the values in Table 2. Stroke, obstructive sleep apnea, prediabetes, and asthma never had this problem because the feature set contains no comorbidity flag for those outcomes. Diagnostic</w:t>
+      </w:r>
+      <w:r>
+        <w:t xml:space="preserve"> </w:t>
+      </w:r>
+      <w:r>
+        <w:rPr>
+          <w:i/>
+          <w:iCs/>
+        </w:rPr>
+        <w:t xml:space="preserve">laboratory</w:t>
+      </w:r>
+      <w:r>
+        <w:t xml:space="preserve"> </w:t>
+      </w:r>
+      <w:r>
+        <w:t xml:space="preserve">values that are not ICD-derived — creatinine for kidney disease, HbA1c and glucose for the diabetes phenotypes, lipids for dyslipidemia — were deliberately kept: they are the clinical basis for the diagnosis and are expected to be predictive, and unlike the ICD-derived comorbidity flags they do not perfectly reproduce the label (hence high but sub-perfect AUCs of 0.93–0.95, not 1.0). We report this because it is informative about the tool in use: the engine faithfully built whatever cohort it was given, and the implausibly perfect score was itself the signal that surfaced a feature-design error — a red flag a non-ML researcher would also catch.</w:t>
       </w:r>
     </w:p>
     <w:p>
@@ -1648,7 +2832,7 @@
         <w:pStyle w:val="FirstParagraph"/>
       </w:pPr>
       <w:r>
-        <w:t xml:space="preserve">The result that matters for this paper is procedural, not predictive: three phenotype models were produced on an external dataset entirely through the i2b2-ML JSON API, with no analyst-written training code. After the cohort SQL was in place, each model was a configuration entry (label codes, concept paths) and a single command; the engine handled feature assembly, resampling, model selection, training, and storage of the result back into the i2b2 data model. This is the workflow the tool is meant to support, and it held across three conditions without code changes — which is what</w:t>
+        <w:t xml:space="preserve">The result that matters for this paper is procedural, not predictive: eleven phenotype models were produced on an external dataset entirely through the i2b2-ML JSON API, with no analyst-written training code. After the cohort SQL was in place, each model was a configuration entry (label codes, concept paths) and a single command; the engine handled feature assembly, resampling, model selection, training, and storage of the result back into the i2b2 data model. This is the workflow the tool is meant to support, and it held across eleven conditions in four disease areas without code changes — which is what</w:t>
       </w:r>
       <w:r>
         <w:t xml:space="preserve"> </w:t>
@@ -1668,7 +2852,7 @@
         <w:pStyle w:val="BodyText"/>
       </w:pPr>
       <w:r>
-        <w:t xml:space="preserve">The models themselves discriminated consistently (ROC AUC 0.89–0.91). A standalone logistic-regression baseline on a comparable cohort reaches similar performance; that comparison is reassuring but beside the point, since a standalone script demonstrates that a model can be built, not that the tool builds it. The contribution here is the second claim.</w:t>
+        <w:t xml:space="preserve">The models’ discrimination (ROC AUC 0.66–0.95) tracked the fit between the shared feature set and each condition rather than any property of the tool: cardiometabolic phenotypes whose diagnostic labs were available scored highest, and respiratory phenotypes the cardiovascular features barely describe scored lowest. That is the expected behavior of a fixed feature set applied across heterogeneous outcomes, and it is exactly what a user would tailor by editing the feature configuration — itself a config edit in the same pipeline. A standalone logistic-regression baseline on a comparable cohort reaches similar performance; that comparison is reassuring but beside the point, since a standalone script demonstrates that a model can be built, not that the tool builds it. The contribution here is the second claim.</w:t>
       </w:r>
     </w:p>
     <w:p>
@@ -1819,6 +3003,28 @@
           <w:b/>
           <w:bCs/>
         </w:rPr>
+        <w:t xml:space="preserve">One shared feature set.</w:t>
+      </w:r>
+      <w:r>
+        <w:t xml:space="preserve"> </w:t>
+      </w:r>
+      <w:r>
+        <w:t xml:space="preserve">All eleven phenotypes used the same cardiometabolic feature set, which fits the cardiovascular and metabolic conditions well but describes the respiratory ones (asthma, obstructive sleep apnea) poorly — their lower discrimination reflects feature relevance, not a tool limitation. Tailoring features per phenotype is a configuration change but was not done here, to keep the validation a single uniform procedure.</w:t>
+      </w:r>
+    </w:p>
+    <w:p>
+      <w:pPr>
+        <w:pStyle w:val="Compact"/>
+        <w:numPr>
+          <w:ilvl w:val="0"/>
+          <w:numId w:val="1003"/>
+        </w:numPr>
+      </w:pPr>
+      <w:r>
+        <w:rPr>
+          <w:b/>
+          <w:bCs/>
+        </w:rPr>
         <w:t xml:space="preserve">Defaults not tuned.</w:t>
       </w:r>
       <w:r>
@@ -1843,7 +3049,7 @@
         <w:pStyle w:val="FirstParagraph"/>
       </w:pPr>
       <w:r>
-        <w:t xml:space="preserve">Driven entirely through its JSON API, the i2b2-ML tool built logistic-regression phenotype models for ischemic stroke, heart failure, and ischemic heart disease on MIMIC-IV — a dataset it was not developed against — by configuration alone, with held-out ROC AUCs of 0.89–0.91. The same procedure produced all three models and extends to further phenotypes through configuration, which is the property a tool-validation claim needs. Natural next steps are a temporal, leakage-aware feature window for any clinical-prediction use; the additional phenotypes on the collaborating investigator’s list; and the extension that lets the engine derive features from clinical notes with a large language model, feeding model building from unstructured data through the same interface.</w:t>
+        <w:t xml:space="preserve">Driven entirely through its JSON API, the i2b2-ML tool built logistic-regression phenotype models for eleven conditions — across cardiovascular, cardiometabolic, renal, and respiratory disease — on MIMIC-IV, a dataset it was not developed against, by configuration alone, with held-out ROC AUCs of 0.66–0.95 (mean 0.86). The same procedure, a single script driven from one configuration file, produced every model and extends to further phenotypes by adding a configuration entry, which is the property a tool-validation claim needs. Natural next steps are phenotype-tailored feature sets; a temporal, leakage-aware feature window for any clinical-prediction use; and the extension that lets the engine derive features from clinical notes with a large language model, feeding model building from unstructured data through the same interface.</w:t>
       </w:r>
     </w:p>
     <w:bookmarkEnd w:id="21"/>
